--- a/Index_2026-07-23.docx
+++ b/Index_2026-07-23.docx
@@ -1450,6 +1450,20 @@
               </w:rPr>
               <w:t>5. Normalize rating values.</w:t>
             </w:r>
+            <w:r>
+              <w:rPr>
+                <w:rFonts w:ascii="ArialMT" w:hAnsi="ArialMT"/>
+                <w:color w:val="000000"/>
+              </w:rPr>
+              <w:br/>
+            </w:r>
+            <w:r>
+              <w:rPr>
+                <w:rFonts w:ascii="ArialMT" w:hAnsi="ArialMT"/>
+                <w:color w:val="000000"/>
+              </w:rPr>
+              <w:br/>
+            </w:r>
           </w:p>
         </w:tc>
         <w:tc>
@@ -1486,6 +1500,7 @@
               <w:rPr>
                 <w:rFonts w:ascii="Times New Roman" w:hAnsi="Times New Roman" w:cs="Times New Roman"/>
               </w:rPr>
+              <w:lastRenderedPageBreak/>
               <w:t>3</w:t>
             </w:r>
           </w:p>
@@ -1584,14 +1599,7 @@
               <w:rPr>
                 <w:rFonts w:ascii="Times New Roman" w:hAnsi="Times New Roman" w:cs="Times New Roman"/>
               </w:rPr>
-              <w:t xml:space="preserve">eating and Manipulating </w:t>
-            </w:r>
-            <w:r>
-              <w:rPr>
-                <w:rFonts w:ascii="Times New Roman" w:hAnsi="Times New Roman" w:cs="Times New Roman"/>
-              </w:rPr>
-              <w:lastRenderedPageBreak/>
-              <w:t xml:space="preserve">Arrays </w:t>
+              <w:t xml:space="preserve">eating and Manipulating Arrays </w:t>
             </w:r>
             <w:r>
               <w:rPr>
@@ -1618,16 +1626,7 @@
                 <w:rFonts w:ascii="ArialMT" w:hAnsi="ArialMT"/>
                 <w:color w:val="000000"/>
               </w:rPr>
-              <w:lastRenderedPageBreak/>
-              <w:t xml:space="preserve">Create a 2D array of shape (3, 4) with random integers between 0 and 10. Perform the following operations: </w:t>
-            </w:r>
-            <w:r>
-              <w:rPr>
-                <w:rFonts w:ascii="ArialMT" w:hAnsi="ArialMT"/>
-                <w:color w:val="000000"/>
-              </w:rPr>
-              <w:lastRenderedPageBreak/>
-              <w:t>calculate the mean and standard deviation of the entire array, slice the array to get the first two rows and last two columns, reshape the array to shape (4, 3), and perform element-wise multiplication with another array of the same shape.</w:t>
+              <w:t>Create a 2D array of shape (3, 4) with random integers between 0 and 10. Perform the following operations: calculate the mean and standard deviation of the entire array, slice the array to get the first two rows and last two columns, reshape the array to shape (4, 3), and perform element-wise multiplication with another array of the same shape.</w:t>
             </w:r>
           </w:p>
         </w:tc>
@@ -1750,6 +1749,32 @@
                 <w:rFonts w:ascii="Times New Roman" w:hAnsi="Times New Roman" w:cs="Times New Roman"/>
               </w:rPr>
             </w:pPr>
+            <w:r>
+              <w:rPr>
+                <w:rFonts w:ascii="Times New Roman" w:hAnsi="Times New Roman" w:cs="Times New Roman"/>
+              </w:rPr>
+              <w:t>Warehouse Shipment and Log</w:t>
+            </w:r>
+            <w:r>
+              <w:rPr>
+                <w:rFonts w:ascii="Times New Roman" w:hAnsi="Times New Roman" w:cs="Times New Roman"/>
+              </w:rPr>
+              <w:t>i</w:t>
+            </w:r>
+            <w:r>
+              <w:rPr>
+                <w:rFonts w:ascii="Times New Roman" w:hAnsi="Times New Roman" w:cs="Times New Roman"/>
+              </w:rPr>
+              <w:t xml:space="preserve">stic Analytics Using </w:t>
+            </w:r>
+            <w:proofErr w:type="spellStart"/>
+            <w:r>
+              <w:rPr>
+                <w:rFonts w:ascii="Times New Roman" w:hAnsi="Times New Roman" w:cs="Times New Roman"/>
+              </w:rPr>
+              <w:t>Numpy</w:t>
+            </w:r>
+            <w:proofErr w:type="spellEnd"/>
           </w:p>
         </w:tc>
         <w:tc>
@@ -1763,6 +1788,13 @@
                 <w:rFonts w:ascii="Times New Roman" w:hAnsi="Times New Roman" w:cs="Times New Roman"/>
               </w:rPr>
             </w:pPr>
+            <w:r>
+              <w:rPr>
+                <w:rFonts w:ascii="Times New Roman" w:eastAsia="Times New Roman" w:hAnsi="Times New Roman" w:cs="Times New Roman"/>
+                <w:sz w:val="24"/>
+              </w:rPr>
+              <w:t>A logistics company tracks shipments from 4 warehouses across 7 weeks. Create a 4 x 7 shipment matrix. Perform the following operations: (1) compute average shipments, (2) compute standard deviation, (3) slice the first two warehouses and last three weeks, (4) reshape the matrix into a 7 x 4 matrix, and (5) perform element-wise multiplication with a transportation-cost matrix of the same shape. As an extra practice mini project, develop a Supply Chain Analytics Dashboard that tracks inventory movement, optimizes transportation costs, identifies logistics bottlenecks, generates warehouse performance reports, and supports supply-chain planning.</w:t>
+            </w:r>
           </w:p>
         </w:tc>
         <w:tc>
@@ -5713,6 +5745,7 @@
   <w:style w:type="character" w:default="1" w:styleId="DefaultParagraphFont">
     <w:name w:val="Default Paragraph Font"/>
     <w:uiPriority w:val="1"/>
+    <w:semiHidden/>
     <w:unhideWhenUsed/>
   </w:style>
   <w:style w:type="table" w:default="1" w:styleId="TableNormal">
